--- a/AI_for_Operations_Course/Catalogue/AI_for_Operations_Course_Catalogue.docx
+++ b/AI_for_Operations_Course/Catalogue/AI_for_Operations_Course_Catalogue.docx
@@ -522,7 +522,7 @@
           <w:sz w:val="22"/>
           <w:szCs w:val="22"/>
         </w:rPr>
-        <w:t xml:space="preserve">Anyone with operations management experience looking to leverage ML/AI</w:t>
+        <w:t>Anyone with operations management experience looking to apply ML/AI</w:t>
       </w:r>
     </w:p>
     <w:p>
@@ -2147,7 +2147,7 @@
           <w:sz w:val="32"/>
           <w:szCs w:val="32"/>
         </w:rPr>
-        <w:t xml:space="preserve">PCAP Certification</w:t>
+        <w:t>Certification</w:t>
       </w:r>
     </w:p>
     <w:p>
@@ -2165,107 +2165,107 @@
           <w:sz w:val="22"/>
           <w:szCs w:val="22"/>
         </w:rPr>
-        <w:t xml:space="preserve">Upon course completion, you are eligible to sit for the Proxiant Certified AI Professional (PCAP) exam.</w:t>
-      </w:r>
-    </w:p>
-    <w:p>
-      <w:pPr>
-        <w:pStyle w:val="ListParagraph"/>
-        <w:numPr>
-          <w:ilvl w:val="0"/>
-          <w:numId w:val="1"/>
-        </w:numPr>
-        <w:spacing w:after="80"/>
-      </w:pPr>
-      <w:r>
-        <w:rPr>
-          <w:b w:val="false"/>
-          <w:bCs w:val="false"/>
-          <w:color w:val="333333"/>
-          <w:sz w:val="22"/>
-          <w:szCs w:val="22"/>
-        </w:rPr>
-        <w:t xml:space="preserve">100 multiple-choice questions</w:t>
-      </w:r>
-    </w:p>
-    <w:p>
-      <w:pPr>
-        <w:pStyle w:val="ListParagraph"/>
-        <w:numPr>
-          <w:ilvl w:val="0"/>
-          <w:numId w:val="1"/>
-        </w:numPr>
-        <w:spacing w:after="80"/>
-      </w:pPr>
-      <w:r>
-        <w:rPr>
-          <w:b w:val="false"/>
-          <w:bCs w:val="false"/>
-          <w:color w:val="333333"/>
-          <w:sz w:val="22"/>
-          <w:szCs w:val="22"/>
-        </w:rPr>
-        <w:t xml:space="preserve">3-hour time limit</w:t>
-      </w:r>
-    </w:p>
-    <w:p>
-      <w:pPr>
-        <w:pStyle w:val="ListParagraph"/>
-        <w:numPr>
-          <w:ilvl w:val="0"/>
-          <w:numId w:val="1"/>
-        </w:numPr>
-        <w:spacing w:after="80"/>
-      </w:pPr>
-      <w:r>
-        <w:rPr>
-          <w:b w:val="false"/>
-          <w:bCs w:val="false"/>
-          <w:color w:val="333333"/>
-          <w:sz w:val="22"/>
-          <w:szCs w:val="22"/>
-        </w:rPr>
-        <w:t xml:space="preserve">70% passing score required</w:t>
-      </w:r>
-    </w:p>
-    <w:p>
-      <w:pPr>
-        <w:pStyle w:val="ListParagraph"/>
-        <w:numPr>
-          <w:ilvl w:val="0"/>
-          <w:numId w:val="1"/>
-        </w:numPr>
-        <w:spacing w:after="80"/>
-      </w:pPr>
-      <w:r>
-        <w:rPr>
-          <w:b w:val="false"/>
-          <w:bCs w:val="false"/>
-          <w:color w:val="333333"/>
-          <w:sz w:val="22"/>
-          <w:szCs w:val="22"/>
-        </w:rPr>
-        <w:t xml:space="preserve">12-month certification validity</w:t>
-      </w:r>
-    </w:p>
-    <w:p>
-      <w:pPr>
-        <w:pStyle w:val="ListParagraph"/>
-        <w:numPr>
-          <w:ilvl w:val="0"/>
-          <w:numId w:val="1"/>
-        </w:numPr>
-        <w:spacing w:after="80"/>
-      </w:pPr>
-      <w:r>
-        <w:rPr>
-          <w:b w:val="false"/>
-          <w:bCs w:val="false"/>
-          <w:color w:val="333333"/>
-          <w:sz w:val="22"/>
-          <w:szCs w:val="22"/>
-        </w:rPr>
-        <w:t xml:space="preserve">Exam Cost: $199 (not included in course price)</w:t>
+        <w:t>Upon course completion, you take the final certification test, which is included in the course.</w:t>
+      </w:r>
+    </w:p>
+    <w:p>
+      <w:pPr>
+        <w:pStyle w:val="ListParagraph"/>
+        <w:numPr>
+          <w:ilvl w:val="0"/>
+          <w:numId w:val="1"/>
+        </w:numPr>
+        <w:spacing w:after="80"/>
+      </w:pPr>
+      <w:r>
+        <w:rPr>
+          <w:b w:val="false"/>
+          <w:bCs w:val="false"/>
+          <w:color w:val="333333"/>
+          <w:sz w:val="22"/>
+          <w:szCs w:val="22"/>
+        </w:rPr>
+        <w:t>Final certification test: 60 questions, 90 minutes, 70% to pass</w:t>
+      </w:r>
+    </w:p>
+    <w:p>
+      <w:pPr>
+        <w:pStyle w:val="ListParagraph"/>
+        <w:numPr>
+          <w:ilvl w:val="0"/>
+          <w:numId w:val="1"/>
+        </w:numPr>
+        <w:spacing w:after="80"/>
+      </w:pPr>
+      <w:r>
+        <w:rPr>
+          <w:b w:val="false"/>
+          <w:bCs w:val="false"/>
+          <w:color w:val="333333"/>
+          <w:sz w:val="22"/>
+          <w:szCs w:val="22"/>
+        </w:rPr>
+        <w:t>Included in the course price; taken in week 6</w:t>
+      </w:r>
+    </w:p>
+    <w:p>
+      <w:pPr>
+        <w:pStyle w:val="ListParagraph"/>
+        <w:numPr>
+          <w:ilvl w:val="0"/>
+          <w:numId w:val="1"/>
+        </w:numPr>
+        <w:spacing w:after="80"/>
+      </w:pPr>
+      <w:r>
+        <w:rPr>
+          <w:b w:val="false"/>
+          <w:bCs w:val="false"/>
+          <w:color w:val="333333"/>
+          <w:sz w:val="22"/>
+          <w:szCs w:val="22"/>
+        </w:rPr>
+        <w:t>Graduates also qualify to sit the PCAP exam (100 MCQ, 3 hours, $199, valid 3 years).</w:t>
+      </w:r>
+    </w:p>
+    <w:p>
+      <w:pPr>
+        <w:pStyle w:val="ListParagraph"/>
+        <w:numPr>
+          <w:ilvl w:val="0"/>
+          <w:numId w:val="1"/>
+        </w:numPr>
+        <w:spacing w:after="80"/>
+      </w:pPr>
+      <w:r>
+        <w:rPr>
+          <w:b w:val="false"/>
+          <w:bCs w:val="false"/>
+          <w:color w:val="333333"/>
+          <w:sz w:val="22"/>
+          <w:szCs w:val="22"/>
+        </w:rPr>
+        <w:t>PCAP (Proxiant Certified AI Professional) is a separate credential, valid 3 years</w:t>
+      </w:r>
+    </w:p>
+    <w:p>
+      <w:pPr>
+        <w:pStyle w:val="ListParagraph"/>
+        <w:numPr>
+          <w:ilvl w:val="0"/>
+          <w:numId w:val="1"/>
+        </w:numPr>
+        <w:spacing w:after="80"/>
+      </w:pPr>
+      <w:r>
+        <w:rPr>
+          <w:b w:val="false"/>
+          <w:bCs w:val="false"/>
+          <w:color w:val="333333"/>
+          <w:sz w:val="22"/>
+          <w:szCs w:val="22"/>
+        </w:rPr>
+        <w:t>PCAP exam cost: $199 (not included in course price)</w:t>
       </w:r>
     </w:p>
     <w:p>
@@ -2309,7 +2309,7 @@
           <w:sz w:val="22"/>
           <w:szCs w:val="22"/>
         </w:rPr>
-        <w:t xml:space="preserve">Visit www.proxiant.com and select "AI for Operations"</w:t>
+        <w:t>Visit proxiant.ai and select "AI for Operations"</w:t>
       </w:r>
     </w:p>
     <w:p>
@@ -2393,7 +2393,7 @@
           <w:sz w:val="22"/>
           <w:szCs w:val="22"/>
         </w:rPr>
-        <w:t xml:space="preserve">Questions? Contact us at academy@proxiant.com</w:t>
+        <w:t>Questions? Contact us at info@proxiant.com</w:t>
       </w:r>
     </w:p>
     <w:p>

--- a/AI_for_Operations_Course/Catalogue/AI_for_Operations_Course_Catalogue.docx
+++ b/AI_for_Operations_Course/Catalogue/AI_for_Operations_Course_Catalogue.docx
@@ -395,7 +395,7 @@
           </w:tcPr>
           <w:p>
             <w:r>
-              <w:t xml:space="preserve">PCAP Eligible</w:t>
+              <w:t>PCAIP Eligible</w:t>
             </w:r>
           </w:p>
         </w:tc>
@@ -766,7 +766,7 @@
           <w:sz w:val="22"/>
           <w:szCs w:val="22"/>
         </w:rPr>
-        <w:t xml:space="preserve">Earn the Proxiant Certified AI Professional (PCAP) credential</w:t>
+        <w:t>Earn the Proxiant Certified AI Professional (PCAIP) credential</w:t>
       </w:r>
     </w:p>
     <w:p>
@@ -1360,7 +1360,7 @@
           <w:sz w:val="22"/>
           <w:szCs w:val="22"/>
         </w:rPr>
-        <w:t xml:space="preserve">Prepare for the PCAP certification exam</w:t>
+        <w:t>Prepare for the PCAIP certification exam</w:t>
       </w:r>
     </w:p>
     <w:r>
@@ -2225,47 +2225,47 @@
           <w:sz w:val="22"/>
           <w:szCs w:val="22"/>
         </w:rPr>
-        <w:t>Graduates also qualify to sit the PCAP exam (100 MCQ, 3 hours, $199, valid 3 years).</w:t>
-      </w:r>
-    </w:p>
-    <w:p>
-      <w:pPr>
-        <w:pStyle w:val="ListParagraph"/>
-        <w:numPr>
-          <w:ilvl w:val="0"/>
-          <w:numId w:val="1"/>
-        </w:numPr>
-        <w:spacing w:after="80"/>
-      </w:pPr>
-      <w:r>
-        <w:rPr>
-          <w:b w:val="false"/>
-          <w:bCs w:val="false"/>
-          <w:color w:val="333333"/>
-          <w:sz w:val="22"/>
-          <w:szCs w:val="22"/>
-        </w:rPr>
-        <w:t>PCAP (Proxiant Certified AI Professional) is a separate credential, valid 3 years</w:t>
-      </w:r>
-    </w:p>
-    <w:p>
-      <w:pPr>
-        <w:pStyle w:val="ListParagraph"/>
-        <w:numPr>
-          <w:ilvl w:val="0"/>
-          <w:numId w:val="1"/>
-        </w:numPr>
-        <w:spacing w:after="80"/>
-      </w:pPr>
-      <w:r>
-        <w:rPr>
-          <w:b w:val="false"/>
-          <w:bCs w:val="false"/>
-          <w:color w:val="333333"/>
-          <w:sz w:val="22"/>
-          <w:szCs w:val="22"/>
-        </w:rPr>
-        <w:t>PCAP exam cost: $199 (not included in course price)</w:t>
+        <w:t>Graduates also qualify to sit the PCAIP exam (100 MCQ, 3 hours, $199, valid 3 years).</w:t>
+      </w:r>
+    </w:p>
+    <w:p>
+      <w:pPr>
+        <w:pStyle w:val="ListParagraph"/>
+        <w:numPr>
+          <w:ilvl w:val="0"/>
+          <w:numId w:val="1"/>
+        </w:numPr>
+        <w:spacing w:after="80"/>
+      </w:pPr>
+      <w:r>
+        <w:rPr>
+          <w:b w:val="false"/>
+          <w:bCs w:val="false"/>
+          <w:color w:val="333333"/>
+          <w:sz w:val="22"/>
+          <w:szCs w:val="22"/>
+        </w:rPr>
+        <w:t>PCAIP (Proxiant Certified AI Professional) is a separate credential, valid 3 years</w:t>
+      </w:r>
+    </w:p>
+    <w:p>
+      <w:pPr>
+        <w:pStyle w:val="ListParagraph"/>
+        <w:numPr>
+          <w:ilvl w:val="0"/>
+          <w:numId w:val="1"/>
+        </w:numPr>
+        <w:spacing w:after="80"/>
+      </w:pPr>
+      <w:r>
+        <w:rPr>
+          <w:b w:val="false"/>
+          <w:bCs w:val="false"/>
+          <w:color w:val="333333"/>
+          <w:sz w:val="22"/>
+          <w:szCs w:val="22"/>
+        </w:rPr>
+        <w:t>PCAIP exam cost: $199 (not included in course price)</w:t>
       </w:r>
     </w:p>
     <w:p>
@@ -2421,6 +2421,8 @@
       </w:r>
     </w:p>
     <w:sectPr>
+      <w:footerReference w:type="default" r:id="rId7"/>
+      <w:headerReference w:type="default" r:id="rId8"/>
       <w:pgSz w:w="11906" w:h="16838" w:orient="portrait"/>
       <w:pgMar w:top="1440" w:right="1440" w:bottom="1440" w:left="1440" w:header="708" w:footer="708" w:gutter="0"/>
       <w:pgNumType/>
@@ -2434,6 +2436,16 @@
 <w:comments xmlns:cx="http://schemas.microsoft.com/office/drawing/2014/chartex" xmlns:cx1="http://schemas.microsoft.com/office/drawing/2015/9/8/chartex" xmlns:cx2="http://schemas.microsoft.com/office/drawing/2015/10/21/chartex" xmlns:cx3="http://schemas.microsoft.com/office/drawing/2016/5/9/chartex" xmlns:cx4="http://schemas.microsoft.com/office/drawing/2016/5/10/chartex" xmlns:cx5="http://schemas.microsoft.com/office/drawing/2016/5/11/chartex" xmlns:cx6="http://schemas.microsoft.com/office/drawing/2016/5/12/chartex" xmlns:cx7="http://schemas.microsoft.com/office/drawing/2016/5/13/chartex" xmlns:cx8="http://schemas.microsoft.com/office/drawing/2016/5/14/chartex" xmlns:mc="http://schemas.openxmlformats.org/markup-compatibility/2006" xmlns:aink="http://schemas.microsoft.com/office/drawing/2016/ink" xmlns:am3d="http://schemas.microsoft.com/office/drawing/2017/model3d" xmlns:o="urn:schemas-microsoft-com:office:office" xmlns:r="http://schemas.openxmlformats.org/officeDocument/2006/relationships" xmlns:m="http://schemas.openxmlformats.org/officeDocument/2006/math" xmlns:v="urn:schemas-microsoft-com:vml" xmlns:wp14="http://schemas.microsoft.com/office/word/2010/wordprocessingDrawing" xmlns:wp="http://schemas.openxmlformats.org/drawingml/2006/wordprocessingDrawing" xmlns:w10="urn:schemas-microsoft-com:office:word" xmlns:w="http://schemas.openxmlformats.org/wordprocessingml/2006/main" xmlns:w14="http://schemas.microsoft.com/office/word/2010/wordml" xmlns:w15="http://schemas.microsoft.com/office/word/2012/wordml" xmlns:w16cex="http://schemas.microsoft.com/office/word/2018/wordml/cex" xmlns:w16cid="http://schemas.microsoft.com/office/word/2016/wordml/cid" xmlns:w16="http://schemas.microsoft.com/office/word/2018/wordml" xmlns:w16sdtdh="http://schemas.microsoft.com/office/word/2020/wordml/sdtdatahash" xmlns:w16se="http://schemas.microsoft.com/office/word/2015/wordml/symex" xmlns:wpg="http://schemas.microsoft.com/office/word/2010/wordprocessingGroup" xmlns:wpi="http://schemas.microsoft.com/office/word/2010/wordprocessingInk" xmlns:wne="http://schemas.microsoft.com/office/word/2006/wordml" xmlns:wps="http://schemas.microsoft.com/office/word/2010/wordprocessingShape"/>
 </file>
 
+<file path=word/footer1.xml><?xml version="1.0" encoding="utf-8"?>
+<w:ftr xmlns:m="http://schemas.openxmlformats.org/officeDocument/2006/math" xmlns:mc="http://schemas.openxmlformats.org/markup-compatibility/2006" xmlns:mo="http://schemas.microsoft.com/office/mac/office/2008/main" xmlns:mv="urn:schemas-microsoft-com:mac:vml" xmlns:o="urn:schemas-microsoft-com:office:office" xmlns:r="http://schemas.openxmlformats.org/officeDocument/2006/relationships" xmlns:v="urn:schemas-microsoft-com:vml" xmlns:w10="urn:schemas-microsoft-com:office:word" xmlns:w14="http://schemas.microsoft.com/office/word/2010/wordml" xmlns:w="http://schemas.openxmlformats.org/wordprocessingml/2006/main" xmlns:wne="http://schemas.microsoft.com/office/word/2006/wordml" xmlns:wp14="http://schemas.microsoft.com/office/word/2010/wordprocessingDrawing" xmlns:wp="http://schemas.openxmlformats.org/drawingml/2006/wordprocessingDrawing" xmlns:wpc="http://schemas.microsoft.com/office/word/2010/wordprocessingCanvas" xmlns:wpg="http://schemas.microsoft.com/office/word/2010/wordprocessingGroup" xmlns:wpi="http://schemas.microsoft.com/office/word/2010/wordprocessingInk" xmlns:wps="http://schemas.microsoft.com/office/word/2010/wordprocessingShape" mc:Ignorable="w14 wp14">
+  <w:p>
+    <w:pPr>
+      <w:pStyle w:val="Footer"/>
+    </w:pPr>
+  </w:p>
+</w:ftr>
+</file>
+
 <file path=word/footnotes.xml><?xml version="1.0" encoding="utf-8"?>
 <w:footnotes xmlns:wpc="http://schemas.microsoft.com/office/word/2010/wordprocessingCanvas" xmlns:mc="http://schemas.openxmlformats.org/markup-compatibility/2006" xmlns:o="urn:schemas-microsoft-com:office:office" xmlns:r="http://schemas.openxmlformats.org/officeDocument/2006/relationships" xmlns:m="http://schemas.openxmlformats.org/officeDocument/2006/math" xmlns:v="urn:schemas-microsoft-com:vml" xmlns:wp14="http://schemas.microsoft.com/office/word/2010/wordprocessingDrawing" xmlns:wp="http://schemas.openxmlformats.org/drawingml/2006/wordprocessingDrawing" xmlns:w10="urn:schemas-microsoft-com:office:word" xmlns:w="http://schemas.openxmlformats.org/wordprocessingml/2006/main" xmlns:w14="http://schemas.microsoft.com/office/word/2010/wordml" xmlns:w15="http://schemas.microsoft.com/office/word/2012/wordml" xmlns:wpg="http://schemas.microsoft.com/office/word/2010/wordprocessingGroup" xmlns:wpi="http://schemas.microsoft.com/office/word/2010/wordprocessingInk" xmlns:wne="http://schemas.microsoft.com/office/word/2006/wordml" xmlns:wps="http://schemas.microsoft.com/office/word/2010/wordprocessingShape" mc:Ignorable="w14 w15 wp14">
   <w:footnote w:type="separator" w:id="-1">
@@ -2469,6 +2481,16 @@
     </w:p>
   </w:footnote>
 </w:footnotes>
+</file>
+
+<file path=word/header1.xml><?xml version="1.0" encoding="utf-8"?>
+<w:hdr xmlns:m="http://schemas.openxmlformats.org/officeDocument/2006/math" xmlns:mc="http://schemas.openxmlformats.org/markup-compatibility/2006" xmlns:mo="http://schemas.microsoft.com/office/mac/office/2008/main" xmlns:mv="urn:schemas-microsoft-com:mac:vml" xmlns:o="urn:schemas-microsoft-com:office:office" xmlns:r="http://schemas.openxmlformats.org/officeDocument/2006/relationships" xmlns:v="urn:schemas-microsoft-com:vml" xmlns:w10="urn:schemas-microsoft-com:office:word" xmlns:w14="http://schemas.microsoft.com/office/word/2010/wordml" xmlns:w="http://schemas.openxmlformats.org/wordprocessingml/2006/main" xmlns:wne="http://schemas.microsoft.com/office/word/2006/wordml" xmlns:wp14="http://schemas.microsoft.com/office/word/2010/wordprocessingDrawing" xmlns:wp="http://schemas.openxmlformats.org/drawingml/2006/wordprocessingDrawing" xmlns:wpc="http://schemas.microsoft.com/office/word/2010/wordprocessingCanvas" xmlns:wpg="http://schemas.microsoft.com/office/word/2010/wordprocessingGroup" xmlns:wpi="http://schemas.microsoft.com/office/word/2010/wordprocessingInk" xmlns:wps="http://schemas.microsoft.com/office/word/2010/wordprocessingShape" mc:Ignorable="w14 wp14">
+  <w:p>
+    <w:pPr>
+      <w:pStyle w:val="Header"/>
+    </w:pPr>
+  </w:p>
+</w:hdr>
 </file>
 
 <file path=word/numbering.xml><?xml version="1.0" encoding="utf-8"?>
